--- a/server/templates/library/infection-control-policy/template.docx
+++ b/server/templates/library/infection-control-policy/template.docx
@@ -2592,7 +2592,7 @@
               <w:szCs w:val="16"/>
               <w:rtl w:val="0"/>
             </w:rPr>
-            <w:t>The Board of Spring 2 Health Pty Ltd</w:t>
+            <w:t>The Board of {org.legal_name}</w:t>
           </w:r>
         </w:p>
       </w:tc>
@@ -2901,7 +2901,7 @@
         <w:szCs w:val="28"/>
         <w:rtl w:val="0"/>
       </w:rPr>
-      <w:t>Spring 2 Health ABN 71 665 820 986</w:t>
+      <w:t>{org.name} ABN {org.abn}</w:t>
     </w:r>
   </w:p>
   <w:p>

--- a/server/templates/library/infection-control-policy/template.docx
+++ b/server/templates/library/infection-control-policy/template.docx
@@ -2886,6 +2886,15 @@
 <w:hdr xmlns:mc="http://schemas.openxmlformats.org/markup-compatibility/2006" xmlns:o="urn:schemas-microsoft-com:office:office" xmlns:r="http://schemas.openxmlformats.org/officeDocument/2006/relationships" xmlns:m="http://schemas.openxmlformats.org/officeDocument/2006/math" xmlns:v="urn:schemas-microsoft-com:vml" xmlns:wp="http://schemas.openxmlformats.org/drawingml/2006/wordprocessingDrawing" xmlns:w10="urn:schemas-microsoft-com:office:word" xmlns:w="http://schemas.openxmlformats.org/wordprocessingml/2006/main" xmlns:wne="http://schemas.microsoft.com/office/word/2006/wordml" xmlns:sl="http://schemas.openxmlformats.org/schemaLibrary/2006/main" xmlns:a="http://schemas.openxmlformats.org/drawingml/2006/main" xmlns:pic="http://schemas.openxmlformats.org/drawingml/2006/picture" xmlns:c="http://schemas.openxmlformats.org/drawingml/2006/chart" xmlns:lc="http://schemas.openxmlformats.org/drawingml/2006/lockedCanvas" xmlns:dgm="http://schemas.openxmlformats.org/drawingml/2006/diagram" xmlns:wps="http://schemas.microsoft.com/office/word/2010/wordprocessingShape" xmlns:wpg="http://schemas.microsoft.com/office/word/2010/wordprocessingGroup" xmlns:w14="http://schemas.microsoft.com/office/word/2010/wordml" xmlns:w15="http://schemas.microsoft.com/office/word/2012/wordml">
   <w:p>
     <w:pPr>
+      <w:spacing w:before="0" w:after="80"/>
+      <w:jc w:val="left"/>
+    </w:pPr>
+    <w:r>
+      <w:t xml:space="preserve">{%org_logo}</w:t>
+    </w:r>
+  </w:p>
+  <w:p>
+    <w:pPr>
       <w:pageBreakBefore w:val="0"/>
       <w:spacing w:after="120" w:lineRule="auto"/>
       <w:rPr>
@@ -2966,6 +2975,15 @@
 
 <file path=word/header2.xml><?xml version="1.0" encoding="utf-8"?>
 <w:hdr xmlns:mc="http://schemas.openxmlformats.org/markup-compatibility/2006" xmlns:o="urn:schemas-microsoft-com:office:office" xmlns:r="http://schemas.openxmlformats.org/officeDocument/2006/relationships" xmlns:m="http://schemas.openxmlformats.org/officeDocument/2006/math" xmlns:v="urn:schemas-microsoft-com:vml" xmlns:wp="http://schemas.openxmlformats.org/drawingml/2006/wordprocessingDrawing" xmlns:w10="urn:schemas-microsoft-com:office:word" xmlns:w="http://schemas.openxmlformats.org/wordprocessingml/2006/main" xmlns:wne="http://schemas.microsoft.com/office/word/2006/wordml" xmlns:sl="http://schemas.openxmlformats.org/schemaLibrary/2006/main" xmlns:a="http://schemas.openxmlformats.org/drawingml/2006/main" xmlns:pic="http://schemas.openxmlformats.org/drawingml/2006/picture" xmlns:c="http://schemas.openxmlformats.org/drawingml/2006/chart" xmlns:lc="http://schemas.openxmlformats.org/drawingml/2006/lockedCanvas" xmlns:dgm="http://schemas.openxmlformats.org/drawingml/2006/diagram" xmlns:wps="http://schemas.microsoft.com/office/word/2010/wordprocessingShape" xmlns:wpg="http://schemas.microsoft.com/office/word/2010/wordprocessingGroup" xmlns:w14="http://schemas.microsoft.com/office/word/2010/wordml" xmlns:w15="http://schemas.microsoft.com/office/word/2012/wordml">
+  <w:p>
+    <w:pPr>
+      <w:spacing w:before="0" w:after="80"/>
+      <w:jc w:val="left"/>
+    </w:pPr>
+    <w:r>
+      <w:t xml:space="preserve">{%org_logo}</w:t>
+    </w:r>
+  </w:p>
   <w:p>
     <w:pPr>
       <w:pageBreakBefore w:val="0"/>

--- a/server/templates/library/infection-control-policy/template.docx
+++ b/server/templates/library/infection-control-policy/template.docx
@@ -148,11 +148,6 @@
         </w:rPr>
         <w:t>Each participant accesses support in a safe environment that is appropriate to their needs.</w:t>
       </w:r>
-      <w:r>
-        <w:rPr>
-          <w:rtl w:val="0"/>
-        </w:rPr>
-      </w:r>
     </w:p>
     <w:p>
       <w:pPr>
@@ -307,11 +302,6 @@
         </w:rPr>
         <w:t>incident management;</w:t>
       </w:r>
-      <w:r>
-        <w:rPr>
-          <w:rtl w:val="0"/>
-        </w:rPr>
-      </w:r>
     </w:p>
     <w:p>
       <w:pPr>
@@ -856,11 +846,6 @@
           <w:rtl w:val="0"/>
         </w:rPr>
         <w:t>PPE is available to each worker, and each participant, who requires it.</w:t>
-      </w:r>
-      <w:r>
-        <w:rPr>
-          <w:rtl w:val="0"/>
-        </w:rPr>
       </w:r>
     </w:p>
     <w:p>
@@ -888,11 +873,6 @@
           <w:rtl w:val="0"/>
         </w:rPr>
         <w:t xml:space="preserve">Definitions </w:t>
-      </w:r>
-      <w:r>
-        <w:rPr>
-          <w:rtl w:val="0"/>
-        </w:rPr>
       </w:r>
     </w:p>
     <w:p>
@@ -987,11 +967,6 @@
         </w:rPr>
         <w:t xml:space="preserve"> means a client of {org.name} (including an NDIS participant).</w:t>
       </w:r>
-      <w:r>
-        <w:rPr>
-          <w:rtl w:val="0"/>
-        </w:rPr>
-      </w:r>
     </w:p>
     <w:p>
       <w:pPr>
@@ -1164,11 +1139,6 @@
           <w:rtl w:val="0"/>
         </w:rPr>
         <w:t xml:space="preserve"> are work practices which require everyone to assume that all blood and body substances are potential sources of infection, independent of perceived risk.</w:t>
-      </w:r>
-      <w:r>
-        <w:rPr>
-          <w:rtl w:val="0"/>
-        </w:rPr>
       </w:r>
     </w:p>
     <w:p>
@@ -1310,11 +1280,6 @@
         </w:rPr>
         <w:t>Consumers’ rights are respected at all times; they are involved in decision-making about their support, and  they are sufficiently informed to be able to participate in reducing the risk of transmission of infectious agents.</w:t>
       </w:r>
-      <w:r>
-        <w:rPr>
-          <w:rtl w:val="0"/>
-        </w:rPr>
-      </w:r>
     </w:p>
     <w:p>
       <w:pPr>
@@ -1440,11 +1405,6 @@
         </w:rPr>
         <w:t xml:space="preserve">Employees are trained in infection control practice, including relevant application of precautions to minimise the risk of infection. </w:t>
       </w:r>
-      <w:r>
-        <w:rPr>
-          <w:rtl w:val="0"/>
-        </w:rPr>
-      </w:r>
     </w:p>
     <w:p>
       <w:pPr>
@@ -1474,11 +1434,6 @@
         </w:rPr>
         <w:t xml:space="preserve">Mechanisms are in place for monitoring compliance with infection control procedures. </w:t>
       </w:r>
-      <w:r>
-        <w:rPr>
-          <w:rtl w:val="0"/>
-        </w:rPr>
-      </w:r>
     </w:p>
     <w:p>
       <w:pPr>
@@ -1589,11 +1544,6 @@
         </w:rPr>
         <w:t>There are mechanisms for monitoring compliance with infection control.</w:t>
       </w:r>
-      <w:r>
-        <w:rPr>
-          <w:rtl w:val="0"/>
-        </w:rPr>
-      </w:r>
     </w:p>
     <w:p>
       <w:pPr>
@@ -2086,11 +2036,6 @@
         </w:rPr>
         <w:t>Quarantining</w:t>
       </w:r>
-      <w:r>
-        <w:rPr>
-          <w:rtl w:val="0"/>
-        </w:rPr>
-      </w:r>
     </w:p>
     <w:p>
       <w:pPr>
@@ -2342,11 +2287,6 @@
         </w:rPr>
         <w:t>Legislation, Rules, Guidelines and Policies apply to this Policy and Related Documentation as set out in the Legislation Register.</w:t>
       </w:r>
-      <w:r>
-        <w:rPr>
-          <w:rtl w:val="0"/>
-        </w:rPr>
-      </w:r>
     </w:p>
     <w:p>
       <w:pPr>
@@ -2434,7 +2374,7 @@
         <w:rPr>
           <w:rtl w:val="0"/>
         </w:rPr>
-        <w:t>The Board of {org.legal_name}</w:t>
+        <w:t>{org.signatory.name}, Director of {org.legal_name}</w:t>
       </w:r>
     </w:p>
     <w:p>
@@ -2493,11 +2433,6 @@
           <w:rtl w:val="0"/>
         </w:rPr>
         <w:t xml:space="preserve">1 </w:t>
-      </w:r>
-      <w:r>
-        <w:rPr>
-          <w:rtl w:val="0"/>
-        </w:rPr>
       </w:r>
     </w:p>
     <w:sectPr>

--- a/server/templates/library/infection-control-policy/template.docx
+++ b/server/templates/library/infection-control-policy/template.docx
@@ -148,6 +148,11 @@
         </w:rPr>
         <w:t>Each participant accesses support in a safe environment that is appropriate to their needs.</w:t>
       </w:r>
+      <w:r>
+        <w:rPr>
+          <w:rtl w:val="0"/>
+        </w:rPr>
+      </w:r>
     </w:p>
     <w:p>
       <w:pPr>
@@ -302,6 +307,11 @@
         </w:rPr>
         <w:t>incident management;</w:t>
       </w:r>
+      <w:r>
+        <w:rPr>
+          <w:rtl w:val="0"/>
+        </w:rPr>
+      </w:r>
     </w:p>
     <w:p>
       <w:pPr>
@@ -846,6 +856,11 @@
           <w:rtl w:val="0"/>
         </w:rPr>
         <w:t>PPE is available to each worker, and each participant, who requires it.</w:t>
+      </w:r>
+      <w:r>
+        <w:rPr>
+          <w:rtl w:val="0"/>
+        </w:rPr>
       </w:r>
     </w:p>
     <w:p>
@@ -873,6 +888,11 @@
           <w:rtl w:val="0"/>
         </w:rPr>
         <w:t xml:space="preserve">Definitions </w:t>
+      </w:r>
+      <w:r>
+        <w:rPr>
+          <w:rtl w:val="0"/>
+        </w:rPr>
       </w:r>
     </w:p>
     <w:p>
@@ -967,6 +987,11 @@
         </w:rPr>
         <w:t xml:space="preserve"> means a client of {org.name} (including an NDIS participant).</w:t>
       </w:r>
+      <w:r>
+        <w:rPr>
+          <w:rtl w:val="0"/>
+        </w:rPr>
+      </w:r>
     </w:p>
     <w:p>
       <w:pPr>
@@ -1139,6 +1164,11 @@
           <w:rtl w:val="0"/>
         </w:rPr>
         <w:t xml:space="preserve"> are work practices which require everyone to assume that all blood and body substances are potential sources of infection, independent of perceived risk.</w:t>
+      </w:r>
+      <w:r>
+        <w:rPr>
+          <w:rtl w:val="0"/>
+        </w:rPr>
       </w:r>
     </w:p>
     <w:p>
@@ -1280,6 +1310,11 @@
         </w:rPr>
         <w:t>Consumers’ rights are respected at all times; they are involved in decision-making about their support, and  they are sufficiently informed to be able to participate in reducing the risk of transmission of infectious agents.</w:t>
       </w:r>
+      <w:r>
+        <w:rPr>
+          <w:rtl w:val="0"/>
+        </w:rPr>
+      </w:r>
     </w:p>
     <w:p>
       <w:pPr>
@@ -1405,6 +1440,11 @@
         </w:rPr>
         <w:t xml:space="preserve">Employees are trained in infection control practice, including relevant application of precautions to minimise the risk of infection. </w:t>
       </w:r>
+      <w:r>
+        <w:rPr>
+          <w:rtl w:val="0"/>
+        </w:rPr>
+      </w:r>
     </w:p>
     <w:p>
       <w:pPr>
@@ -1434,6 +1474,11 @@
         </w:rPr>
         <w:t xml:space="preserve">Mechanisms are in place for monitoring compliance with infection control procedures. </w:t>
       </w:r>
+      <w:r>
+        <w:rPr>
+          <w:rtl w:val="0"/>
+        </w:rPr>
+      </w:r>
     </w:p>
     <w:p>
       <w:pPr>
@@ -1544,6 +1589,11 @@
         </w:rPr>
         <w:t>There are mechanisms for monitoring compliance with infection control.</w:t>
       </w:r>
+      <w:r>
+        <w:rPr>
+          <w:rtl w:val="0"/>
+        </w:rPr>
+      </w:r>
     </w:p>
     <w:p>
       <w:pPr>
@@ -2036,6 +2086,11 @@
         </w:rPr>
         <w:t>Quarantining</w:t>
       </w:r>
+      <w:r>
+        <w:rPr>
+          <w:rtl w:val="0"/>
+        </w:rPr>
+      </w:r>
     </w:p>
     <w:p>
       <w:pPr>
@@ -2287,6 +2342,11 @@
         </w:rPr>
         <w:t>Legislation, Rules, Guidelines and Policies apply to this Policy and Related Documentation as set out in the Legislation Register.</w:t>
       </w:r>
+      <w:r>
+        <w:rPr>
+          <w:rtl w:val="0"/>
+        </w:rPr>
+      </w:r>
     </w:p>
     <w:p>
       <w:pPr>
@@ -2374,7 +2434,7 @@
         <w:rPr>
           <w:rtl w:val="0"/>
         </w:rPr>
-        <w:t>{org.signatory.name}, Director of {org.legal_name}</w:t>
+        <w:t>The Board of {org.legal_name}</w:t>
       </w:r>
     </w:p>
     <w:p>
@@ -2433,6 +2493,11 @@
           <w:rtl w:val="0"/>
         </w:rPr>
         <w:t xml:space="preserve">1 </w:t>
+      </w:r>
+      <w:r>
+        <w:rPr>
+          <w:rtl w:val="0"/>
+        </w:rPr>
       </w:r>
     </w:p>
     <w:sectPr>
